--- a/Foreground Masking/documentation/interactive_mtobjects_no_spike_gate_algorithm_and_parameters.docx
+++ b/Foreground Masking/documentation/interactive_mtobjects_no_spike_gate_algorithm_and_parameters.docx
@@ -160,7 +160,7 @@
     </w:p>
     <w:p>
       <w:r>
-        <w:t>Every GUI control label now states which direction increases masking aggressiveness, so the effect of a change is visible without leaving the sidebar. Defaults reflect the Optuna toy-object-recovery optimisation run of 2026-07-19 (objective = -0.304658).</w:t>
+        <w:t>Every GUI control label now states which direction increases masking aggressiveness, so the effect of a change is visible without leaving the sidebar. Defaults reflect the Optuna toy-object-recovery optimisation run of 2026-07-19 (objective = -0.304658). Toy-object optimisation runs created before 2026-07-22 are superseded, because the current optimiser injects toys only into the same deprojected, bar-aligned galaxy investigation cutout used for the normal image/profile reports.</w:t>
       </w:r>
     </w:p>
     <w:tbl>
